--- a/docs/user_stories/UserStories_OnePage.docx
+++ b/docs/user_stories/UserStories_OnePage.docx
@@ -418,7 +418,7 @@
               <w:rPr>
                 <w:sz w:val="16"/>
               </w:rPr>
-              <w:t>Must</w:t>
+              <w:t>Should</w:t>
             </w:r>
           </w:p>
         </w:tc>
@@ -475,7 +475,7 @@
               <w:rPr>
                 <w:sz w:val="16"/>
               </w:rPr>
-              <w:t>Must</w:t>
+              <w:t>Should</w:t>
             </w:r>
           </w:p>
         </w:tc>
@@ -532,7 +532,7 @@
               <w:rPr>
                 <w:sz w:val="16"/>
               </w:rPr>
-              <w:t>Must</w:t>
+              <w:t>Could</w:t>
             </w:r>
           </w:p>
         </w:tc>
